--- a/企业AI培训_交付包/高级课程_完整交付包/02_课程大纲/高级_大纲.docx
+++ b/企业AI培训_交付包/高级课程_完整交付包/02_课程大纲/高级_大纲.docx
@@ -2,7 +2,7 @@
 <file path=word/document.xml><?xml version="1.0" encoding="utf-8"?>
 <w:document xmlns:w="http://schemas.openxmlformats.org/wordprocessingml/2006/main" xmlns:m="http://schemas.openxmlformats.org/officeDocument/2006/math" xmlns:r="http://schemas.openxmlformats.org/officeDocument/2006/relationships" xmlns:o="urn:schemas-microsoft-com:office:office" xmlns:v="urn:schemas-microsoft-com:vml" xmlns:w10="urn:schemas-microsoft-com:office:word" xmlns:a="http://schemas.openxmlformats.org/drawingml/2006/main" xmlns:pic="http://schemas.openxmlformats.org/drawingml/2006/picture" xmlns:wp="http://schemas.openxmlformats.org/drawingml/2006/wordprocessingDrawing">
   <w:body>
-    <w:bookmarkStart w:id="10" w:name="高级-ai-培训-大纲l4-规划治理层"/>
+    <w:bookmarkStart w:id="10" w:name="高级-ai-培训-大纲通用企业版-l4-规划治理层"/>
     <w:p>
       <w:pPr>
         <w:pStyle w:val="Heading1"/>
@@ -29,7 +29,42 @@
         <w:rPr>
           <w:rFonts w:hint="eastAsia"/>
         </w:rPr>
-        <w:t xml:space="preserve">大纲（L4</w:t>
+        <w:t xml:space="preserve">大纲（通用企业版</w:t>
+      </w:r>
+      <w:r>
+        <w:t xml:space="preserve"> · L4 </w:t>
+      </w:r>
+      <w:r>
+        <w:rPr>
+          <w:rFonts w:hint="eastAsia"/>
+        </w:rPr>
+        <w:t xml:space="preserve">规划治理层）</w:t>
+      </w:r>
+    </w:p>
+    <w:p>
+      <w:pPr>
+        <w:pStyle w:val="BlockText"/>
+      </w:pPr>
+      <w:r>
+        <w:rPr>
+          <w:rFonts w:hint="eastAsia"/>
+        </w:rPr>
+        <w:t xml:space="preserve">版本：</w:t>
+      </w:r>
+      <w:r>
+        <w:rPr>
+          <w:b/>
+          <w:bCs/>
+        </w:rPr>
+        <w:t xml:space="preserve">V2.0 </w:t>
+      </w:r>
+      <w:r>
+        <w:rPr>
+          <w:rFonts w:hint="eastAsia"/>
+          <w:b/>
+          <w:bCs/>
+        </w:rPr>
+        <w:t xml:space="preserve">通用企业版（2026-09-02）</w:t>
       </w:r>
       <w:r>
         <w:t xml:space="preserve"> </w:t>
@@ -38,7 +73,25 @@
         <w:rPr>
           <w:rFonts w:hint="eastAsia"/>
         </w:rPr>
-        <w:t xml:space="preserve">规划治理层）</w:t>
+        <w:t xml:space="preserve">｜</w:t>
+      </w:r>
+      <w:r>
+        <w:t xml:space="preserve"> </w:t>
+      </w:r>
+      <w:r>
+        <w:rPr>
+          <w:rFonts w:hint="eastAsia"/>
+        </w:rPr>
+        <w:t xml:space="preserve">上一版</w:t>
+      </w:r>
+      <w:r>
+        <w:t xml:space="preserve"> </w:t>
+      </w:r>
+      <w:r>
+        <w:rPr>
+          <w:rFonts w:hint="eastAsia"/>
+        </w:rPr>
+        <w:t xml:space="preserve">V1.0（制造业版，2026-08-24）归档至《行业案例包·制造业》</w:t>
       </w:r>
     </w:p>
     <w:p>
@@ -143,7 +196,7 @@
           <w:b/>
           <w:bCs/>
         </w:rPr>
-        <w:t xml:space="preserve">数字化负责人、厂长、战略与运营高管</w:t>
+        <w:t xml:space="preserve">CTO、数字化负责人、CEO/总经理、战略与运营高管</w:t>
       </w:r>
       <w:r>
         <w:rPr>
@@ -184,43 +237,37 @@
           <w:b/>
           <w:bCs/>
         </w:rPr>
-        <w:t xml:space="preserve">刻意弱化”AI</w:t>
-      </w:r>
-      <w:r>
-        <w:rPr>
-          <w:b/>
-          <w:bCs/>
-        </w:rPr>
+        <w:t xml:space="preserve">刻意弱化单一行业的强指向</w:t>
+      </w:r>
+      <w:r>
+        <w:rPr>
+          <w:rFonts w:hint="eastAsia"/>
+        </w:rPr>
+        <w:t xml:space="preserve">，不绑定某一类业务形态，而是以更宏观的”企业</w:t>
+      </w:r>
+      <w:r>
+        <w:t xml:space="preserve"> AI </w:t>
+      </w:r>
+      <w:r>
+        <w:rPr>
+          <w:rFonts w:hint="eastAsia"/>
+        </w:rPr>
+        <w:t xml:space="preserve">成熟度梯度</w:t>
+      </w:r>
+      <w:r>
+        <w:t xml:space="preserve"> + </w:t>
+      </w:r>
+      <w:r>
+        <w:rPr>
+          <w:rFonts w:hint="eastAsia"/>
+        </w:rPr>
+        <w:t xml:space="preserve">技术-业务双线”适配各类企业。全册以</w:t>
+      </w:r>
+      <w:r>
         <w:t xml:space="preserve"> </w:t>
       </w:r>
       <w:r>
         <w:rPr>
-          <w:rFonts w:hint="eastAsia"/>
-          <w:b/>
-          <w:bCs/>
-        </w:rPr>
-        <w:t xml:space="preserve">工厂”的强指向</w:t>
-      </w:r>
-      <w:r>
-        <w:rPr>
-          <w:rFonts w:hint="eastAsia"/>
-        </w:rPr>
-        <w:t xml:space="preserve">，不绑定某一类产线形态，而是以更宏观的”智能工厂梯度</w:t>
-      </w:r>
-      <w:r>
-        <w:t xml:space="preserve"> + </w:t>
-      </w:r>
-      <w:r>
-        <w:rPr>
-          <w:rFonts w:hint="eastAsia"/>
-        </w:rPr>
-        <w:t xml:space="preserve">技术-行业双线”适配各类制造企业。全册以</w:t>
-      </w:r>
-      <w:r>
-        <w:t xml:space="preserve"> </w:t>
-      </w:r>
-      <w:r>
-        <w:rPr>
           <w:b/>
           <w:bCs/>
         </w:rPr>
@@ -247,7 +294,7 @@
         <w:rPr>
           <w:rFonts w:hint="eastAsia"/>
         </w:rPr>
-        <w:t xml:space="preserve">与制造业融合趋势、数据/算法合规治理、企业</w:t>
+        <w:t xml:space="preserve">与各行业融合趋势、数据/算法合规治理、企业</w:t>
       </w:r>
       <w:r>
         <w:t xml:space="preserve"> AI </w:t>
@@ -360,7 +407,7 @@
         <w:rPr>
           <w:rFonts w:hint="eastAsia"/>
         </w:rPr>
-        <w:t xml:space="preserve">数字化负责人、厂长、战略</w:t>
+        <w:t xml:space="preserve">CTO、数字化负责人、CEO/总经理、战略</w:t>
       </w:r>
       <w:r>
         <w:t xml:space="preserve"> / </w:t>
@@ -432,7 +479,16 @@
         <w:rPr>
           <w:rFonts w:hint="eastAsia"/>
         </w:rPr>
-        <w:t xml:space="preserve">教学目标：能规划智能工厂、选型技术架构、算清</w:t>
+        <w:t xml:space="preserve">教学目标：能规划企业</w:t>
+      </w:r>
+      <w:r>
+        <w:t xml:space="preserve"> AI </w:t>
+      </w:r>
+      <w:r>
+        <w:rPr>
+          <w:rFonts w:hint="eastAsia"/>
+        </w:rPr>
+        <w:t xml:space="preserve">转型、选型技术架构、算清</w:t>
       </w:r>
       <w:r>
         <w:t xml:space="preserve"> </w:t>
@@ -453,7 +509,7 @@
         <w:t xml:space="preserve">赋能与变革</w:t>
       </w:r>
     </w:p>
-    <w:bookmarkStart w:id="11" w:name="h1-智能工厂梯度与战略3-课时"/>
+    <w:bookmarkStart w:id="11" w:name="h1-企业-ai-成熟度梯度与战略3-课时"/>
     <w:p>
       <w:pPr>
         <w:pStyle w:val="Heading2"/>
@@ -465,7 +521,16 @@
         <w:rPr>
           <w:rFonts w:hint="eastAsia"/>
         </w:rPr>
-        <w:t xml:space="preserve">智能工厂梯度与战略（3</w:t>
+        <w:t xml:space="preserve">企业</w:t>
+      </w:r>
+      <w:r>
+        <w:t xml:space="preserve"> AI </w:t>
+      </w:r>
+      <w:r>
+        <w:rPr>
+          <w:rFonts w:hint="eastAsia"/>
+        </w:rPr>
+        <w:t xml:space="preserve">成熟度梯度与战略（3</w:t>
       </w:r>
       <w:r>
         <w:t xml:space="preserve"> </w:t>
@@ -489,15 +554,24 @@
         <w:rPr>
           <w:rFonts w:hint="eastAsia"/>
         </w:rPr>
-        <w:t xml:space="preserve">智能工厂三级梯度：</w:t>
-      </w:r>
-      <w:r>
-        <w:rPr>
-          <w:rFonts w:hint="eastAsia"/>
-          <w:b/>
-          <w:bCs/>
-        </w:rPr>
-        <w:t xml:space="preserve">基础级</w:t>
+        <w:t xml:space="preserve">企业</w:t>
+      </w:r>
+      <w:r>
+        <w:t xml:space="preserve"> AI </w:t>
+      </w:r>
+      <w:r>
+        <w:rPr>
+          <w:rFonts w:hint="eastAsia"/>
+        </w:rPr>
+        <w:t xml:space="preserve">成熟度四级梯度：</w:t>
+      </w:r>
+      <w:r>
+        <w:rPr>
+          <w:rFonts w:hint="eastAsia"/>
+          <w:b/>
+          <w:bCs/>
+        </w:rPr>
+        <w:t xml:space="preserve">起步级</w:t>
       </w:r>
       <w:r>
         <w:rPr>
@@ -512,7 +586,7 @@
           <w:b/>
           <w:bCs/>
         </w:rPr>
-        <w:t xml:space="preserve">卓越级</w:t>
+        <w:t xml:space="preserve">扩展级</w:t>
       </w:r>
       <w:r>
         <w:rPr>
@@ -527,13 +601,28 @@
           <w:b/>
           <w:bCs/>
         </w:rPr>
-        <w:t xml:space="preserve">领航级</w:t>
-      </w:r>
-      <w:r>
-        <w:rPr>
-          <w:rFonts w:hint="eastAsia"/>
-        </w:rPr>
-        <w:t xml:space="preserve">（对标陕汽晋级路径）</w:t>
+        <w:t xml:space="preserve">规模化级</w:t>
+      </w:r>
+      <w:r>
+        <w:rPr>
+          <w:b/>
+          <w:bCs/>
+        </w:rPr>
+        <w:t xml:space="preserve"> → </w:t>
+      </w:r>
+      <w:r>
+        <w:rPr>
+          <w:rFonts w:hint="eastAsia"/>
+          <w:b/>
+          <w:bCs/>
+        </w:rPr>
+        <w:t xml:space="preserve">智能级</w:t>
+      </w:r>
+      <w:r>
+        <w:rPr>
+          <w:rFonts w:hint="eastAsia"/>
+        </w:rPr>
+        <w:t xml:space="preserve">（对标跨行业标杆晋级路径）</w:t>
       </w:r>
     </w:p>
     <w:p>
@@ -548,7 +637,7 @@
         <w:rPr>
           <w:rFonts w:hint="eastAsia"/>
         </w:rPr>
-        <w:t xml:space="preserve">国家”AI+制造”2027</w:t>
+        <w:t xml:space="preserve">国家”人工智能+“2027</w:t>
       </w:r>
       <w:r>
         <w:t xml:space="preserve"> </w:t>
@@ -561,18 +650,26 @@
       </w:r>
       <w:r>
         <w:rPr>
-          <w:b/>
-          <w:bCs/>
-        </w:rPr>
-        <w:t xml:space="preserve">1000 </w:t>
-      </w:r>
-      <w:r>
-        <w:rPr>
-          <w:rFonts w:hint="eastAsia"/>
-          <w:b/>
-          <w:bCs/>
-        </w:rPr>
-        <w:t xml:space="preserve">个工业智能体</w:t>
+          <w:rFonts w:hint="eastAsia"/>
+          <w:b/>
+          <w:bCs/>
+        </w:rPr>
+        <w:t xml:space="preserve">约</w:t>
+      </w:r>
+      <w:r>
+        <w:rPr>
+          <w:b/>
+          <w:bCs/>
+        </w:rPr>
+        <w:t xml:space="preserve"> 1000 </w:t>
+      </w:r>
+      <w:r>
+        <w:rPr>
+          <w:rFonts w:hint="eastAsia"/>
+          <w:b/>
+          <w:bCs/>
+        </w:rPr>
+        <w:t xml:space="preserve">个行业智能体</w:t>
       </w:r>
       <w:r>
         <w:rPr>
@@ -617,7 +714,7 @@
         <w:rPr>
           <w:rFonts w:hint="eastAsia"/>
         </w:rPr>
-        <w:t xml:space="preserve">梯度自评框架：数字化基础、数据贯通度、智能化深度、组织就绪度四维度</w:t>
+        <w:t xml:space="preserve">成熟度自评框架：数字化基础、数据贯通度、智能化深度、组织就绪度四维度</w:t>
       </w:r>
     </w:p>
     <w:p>
@@ -641,7 +738,7 @@
         <w:rPr>
           <w:rFonts w:hint="eastAsia"/>
         </w:rPr>
-        <w:t xml:space="preserve">与制造业融合趋势、地方配套与标杆申报路径</w:t>
+        <w:t xml:space="preserve">与各行业融合趋势、地方配套与标杆申报路径</w:t>
       </w:r>
     </w:p>
     <w:p>
@@ -656,16 +753,7 @@
         <w:rPr>
           <w:rFonts w:hint="eastAsia"/>
         </w:rPr>
-        <w:t xml:space="preserve">标杆：陕汽”数字工匠</w:t>
-      </w:r>
-      <w:r>
-        <w:t xml:space="preserve"> / </w:t>
-      </w:r>
-      <w:r>
-        <w:rPr>
-          <w:rFonts w:hint="eastAsia"/>
-        </w:rPr>
-        <w:t xml:space="preserve">青蓝蓄能站”晋级样本；WEF</w:t>
+        <w:t xml:space="preserve">标杆：跨行业”灯塔”企业（WEF</w:t>
       </w:r>
       <w:r>
         <w:t xml:space="preserve"> </w:t>
@@ -674,16 +762,25 @@
         <w:rPr>
           <w:rFonts w:hint="eastAsia"/>
         </w:rPr>
-        <w:t xml:space="preserve">灯塔工厂（220+</w:t>
-      </w:r>
-      <w:r>
-        <w:t xml:space="preserve"> </w:t>
-      </w:r>
-      <w:r>
-        <w:rPr>
-          <w:rFonts w:hint="eastAsia"/>
-        </w:rPr>
-        <w:t xml:space="preserve">站点）梯度跃迁逻辑</w:t>
+        <w:t xml:space="preserve">灯塔工厂</w:t>
+      </w:r>
+      <w:r>
+        <w:t xml:space="preserve"> 220+ </w:t>
+      </w:r>
+      <w:r>
+        <w:rPr>
+          <w:rFonts w:hint="eastAsia"/>
+        </w:rPr>
+        <w:t xml:space="preserve">站点</w:t>
+      </w:r>
+      <w:r>
+        <w:t xml:space="preserve"> + </w:t>
+      </w:r>
+      <w:r>
+        <w:rPr>
+          <w:rFonts w:hint="eastAsia"/>
+        </w:rPr>
+        <w:t xml:space="preserve">各行业数字化标杆）的梯度跃迁逻辑；制造客户加开展开陕汽”数字工匠/青蓝蓄能站”样本</w:t>
       </w:r>
     </w:p>
     <w:bookmarkEnd w:id="11"/>
@@ -731,7 +828,7 @@
         <w:rPr>
           <w:rFonts w:hint="eastAsia"/>
         </w:rPr>
-        <w:t xml:space="preserve">协同架构：哪些推理放云端、哪些下沉到产线边缘、哪些在终端</w:t>
+        <w:t xml:space="preserve">协同架构：哪些推理放云端、哪些下沉到边缘、哪些在终端</w:t>
       </w:r>
     </w:p>
     <w:p>
@@ -748,7 +845,7 @@
           <w:b/>
           <w:bCs/>
         </w:rPr>
-        <w:t xml:space="preserve">工业大模型</w:t>
+        <w:t xml:space="preserve">大模型</w:t>
       </w:r>
       <w:r>
         <w:rPr>
@@ -769,7 +866,7 @@
         <w:rPr>
           <w:rFonts w:hint="eastAsia"/>
         </w:rPr>
-        <w:t xml:space="preserve">分工：通用大模型管认知协同，小模型（机理/统计模型）管确定性控制，</w:t>
+        <w:t xml:space="preserve">分工：通用大模型管认知协同，小模型（机理/统计/专用模型）管确定性任务，</w:t>
       </w:r>
       <w:r>
         <w:rPr>
@@ -796,9 +893,24 @@
       </w:r>
       <w:r>
         <w:rPr>
-          <w:rFonts w:hint="eastAsia"/>
-        </w:rPr>
-        <w:t xml:space="preserve">：物理改动前先仿真验证</w:t>
+          <w:b/>
+          <w:bCs/>
+        </w:rPr>
+        <w:t xml:space="preserve"> / </w:t>
+      </w:r>
+      <w:r>
+        <w:rPr>
+          <w:rFonts w:hint="eastAsia"/>
+          <w:b/>
+          <w:bCs/>
+        </w:rPr>
+        <w:t xml:space="preserve">仿真</w:t>
+      </w:r>
+      <w:r>
+        <w:rPr>
+          <w:rFonts w:hint="eastAsia"/>
+        </w:rPr>
+        <w:t xml:space="preserve">（视行业可选）：物理或流程改动前先仿真验证</w:t>
       </w:r>
     </w:p>
     <w:p>
@@ -815,13 +927,13 @@
           <w:b/>
           <w:bCs/>
         </w:rPr>
-        <w:t xml:space="preserve">工业智能体</w:t>
-      </w:r>
-      <w:r>
-        <w:rPr>
-          <w:rFonts w:hint="eastAsia"/>
-        </w:rPr>
-        <w:t xml:space="preserve">：感知-规划-行动-观察闭环，在制造场景的编排形态</w:t>
+        <w:t xml:space="preserve">行业智能体</w:t>
+      </w:r>
+      <w:r>
+        <w:rPr>
+          <w:rFonts w:hint="eastAsia"/>
+        </w:rPr>
+        <w:t xml:space="preserve">：感知-规划-行动-观察闭环，在业务场景的编排形态</w:t>
       </w:r>
     </w:p>
     <w:p>
@@ -834,16 +946,17 @@
       </w:pPr>
       <w:r>
         <w:rPr>
-          <w:b/>
-          <w:bCs/>
-        </w:rPr>
-        <w:t xml:space="preserve">5G + AI</w:t>
-      </w:r>
-      <w:r>
-        <w:rPr>
-          <w:rFonts w:hint="eastAsia"/>
-        </w:rPr>
-        <w:t xml:space="preserve">：低时延、广连接对柔性产线与移动装备的支撑</w:t>
+          <w:rFonts w:hint="eastAsia"/>
+          <w:b/>
+          <w:bCs/>
+        </w:rPr>
+        <w:t xml:space="preserve">端侧与实时</w:t>
+      </w:r>
+      <w:r>
+        <w:rPr>
+          <w:rFonts w:hint="eastAsia"/>
+        </w:rPr>
+        <w:t xml:space="preserve">：低时延、广连接对实时业务与移动场景的支撑（5G/边缘计算按需引入）</w:t>
       </w:r>
     </w:p>
     <w:p>
@@ -858,7 +971,7 @@
         <w:rPr>
           <w:rFonts w:hint="eastAsia"/>
         </w:rPr>
-        <w:t xml:space="preserve">双线视角：技术线讲架构原理，行业线讲”不同制造业态该选哪条路”</w:t>
+        <w:t xml:space="preserve">双线视角：技术线讲架构原理，业务线讲”不同业态该选哪条路”</w:t>
       </w:r>
     </w:p>
     <w:bookmarkEnd w:id="12"/>
@@ -1050,15 +1163,15 @@
         <w:rPr>
           <w:rFonts w:hint="eastAsia"/>
         </w:rPr>
-        <w:t xml:space="preserve">制造核心指标：</w:t>
-      </w:r>
-      <w:r>
-        <w:rPr>
-          <w:rFonts w:hint="eastAsia"/>
-          <w:b/>
-          <w:bCs/>
-        </w:rPr>
-        <w:t xml:space="preserve">OEE（可用率×性能×质量）</w:t>
+        <w:t xml:space="preserve">通用业务指标：</w:t>
+      </w:r>
+      <w:r>
+        <w:rPr>
+          <w:rFonts w:hint="eastAsia"/>
+          <w:b/>
+          <w:bCs/>
+        </w:rPr>
+        <w:t xml:space="preserve">效率（单件处理时长/自动化率）</w:t>
       </w:r>
       <w:r>
         <w:t xml:space="preserve">、</w:t>
@@ -1069,7 +1182,7 @@
           <w:b/>
           <w:bCs/>
         </w:rPr>
-        <w:t xml:space="preserve">MTBF（平均无故障时间）</w:t>
+        <w:t xml:space="preserve">质量（差错率/一次通过率）</w:t>
       </w:r>
       <w:r>
         <w:t xml:space="preserve">、</w:t>
@@ -1080,7 +1193,7 @@
           <w:b/>
           <w:bCs/>
         </w:rPr>
-        <w:t xml:space="preserve">MTTR（平均修复时间）</w:t>
+        <w:t xml:space="preserve">成本（单位成本/节约工时）</w:t>
       </w:r>
       <w:r>
         <w:t xml:space="preserve">、</w:t>
@@ -1091,18 +1204,22 @@
           <w:b/>
           <w:bCs/>
         </w:rPr>
-        <w:t xml:space="preserve">不良率</w:t>
-      </w:r>
-      <w:r>
-        <w:t xml:space="preserve">、</w:t>
-      </w:r>
-      <w:r>
-        <w:rPr>
-          <w:rFonts w:hint="eastAsia"/>
-          <w:b/>
-          <w:bCs/>
-        </w:rPr>
-        <w:t xml:space="preserve">单位能耗</w:t>
+        <w:t xml:space="preserve">体验（响应时长/NPS）</w:t>
+      </w:r>
+      <w:r>
+        <w:rPr>
+          <w:rFonts w:hint="eastAsia"/>
+        </w:rPr>
+        <w:t xml:space="preserve">，按行业补充专属指标（制造加开</w:t>
+      </w:r>
+      <w:r>
+        <w:t xml:space="preserve"> </w:t>
+      </w:r>
+      <w:r>
+        <w:rPr>
+          <w:rFonts w:hint="eastAsia"/>
+        </w:rPr>
+        <w:t xml:space="preserve">OEE/MTBF/MTTR/不良率/能耗）</w:t>
       </w:r>
     </w:p>
     <w:p>
@@ -1849,7 +1966,7 @@
         <w:rPr>
           <w:rFonts w:hint="eastAsia"/>
         </w:rPr>
-        <w:t xml:space="preserve">尝鲜）、业务影响（OEE、停机、不良、能耗）</w:t>
+        <w:t xml:space="preserve">尝鲜）、业务影响（效率、差错、成本、体验，按行业补充专属指标）</w:t>
       </w:r>
     </w:p>
     <w:bookmarkEnd w:id="15"/>
@@ -2063,49 +2180,31 @@
           <w:b/>
           <w:bCs/>
         </w:rPr>
-        <w:t xml:space="preserve">陕汽</w:t>
-      </w:r>
-      <w:r>
-        <w:rPr>
-          <w:rFonts w:hint="eastAsia"/>
-        </w:rPr>
-        <w:t xml:space="preserve">（数字工匠</w:t>
-      </w:r>
-      <w:r>
-        <w:t xml:space="preserve"> / </w:t>
-      </w:r>
-      <w:r>
-        <w:rPr>
-          <w:rFonts w:hint="eastAsia"/>
-        </w:rPr>
-        <w:t xml:space="preserve">青蓝蓄能站）与</w:t>
+        <w:t xml:space="preserve">跨行业标杆</w:t>
+      </w:r>
+      <w:r>
+        <w:rPr>
+          <w:rFonts w:hint="eastAsia"/>
+        </w:rPr>
+        <w:t xml:space="preserve">（WEF</w:t>
       </w:r>
       <w:r>
         <w:t xml:space="preserve"> </w:t>
       </w:r>
       <w:r>
         <w:rPr>
-          <w:b/>
-          <w:bCs/>
-        </w:rPr>
-        <w:t xml:space="preserve">WEF </w:t>
-      </w:r>
-      <w:r>
-        <w:rPr>
-          <w:rFonts w:hint="eastAsia"/>
-          <w:b/>
-          <w:bCs/>
+          <w:rFonts w:hint="eastAsia"/>
         </w:rPr>
         <w:t xml:space="preserve">灯塔工厂</w:t>
       </w:r>
       <w:r>
-        <w:t xml:space="preserve"> </w:t>
-      </w:r>
-      <w:r>
-        <w:rPr>
-          <w:rFonts w:hint="eastAsia"/>
-        </w:rPr>
-        <w:t xml:space="preserve">的晋级逻辑与组织打法</w:t>
+        <w:t xml:space="preserve"> + </w:t>
+      </w:r>
+      <w:r>
+        <w:rPr>
+          <w:rFonts w:hint="eastAsia"/>
+        </w:rPr>
+        <w:t xml:space="preserve">各行业数字化标杆）的晋级逻辑与组织打法；制造客户加开展开陕汽样本</w:t>
       </w:r>
     </w:p>
     <w:p>
@@ -2123,7 +2222,7 @@
         <w:rPr>
           <w:rFonts w:hint="eastAsia"/>
         </w:rPr>
-        <w:t xml:space="preserve">天工作坊：用梯度自评表给本企业定位</w:t>
+        <w:t xml:space="preserve">天工作坊：用成熟度自评表给本企业定位</w:t>
       </w:r>
       <w:r>
         <w:t xml:space="preserve"> → </w:t>
@@ -2141,7 +2240,16 @@
         <w:rPr>
           <w:rFonts w:hint="eastAsia"/>
         </w:rPr>
-        <w:t xml:space="preserve">模板算一个预测性维护项目回报</w:t>
+        <w:t xml:space="preserve">模板算一个</w:t>
+      </w:r>
+      <w:r>
+        <w:t xml:space="preserve"> AI </w:t>
+      </w:r>
+      <w:r>
+        <w:rPr>
+          <w:rFonts w:hint="eastAsia"/>
+        </w:rPr>
+        <w:t xml:space="preserve">项目回报</w:t>
       </w:r>
       <w:r>
         <w:t xml:space="preserve"> → </w:t>
@@ -2174,16 +2282,7 @@
         <w:rPr>
           <w:rFonts w:hint="eastAsia"/>
         </w:rPr>
-        <w:t xml:space="preserve">标杆参访（可选）：走进灯塔工厂</w:t>
-      </w:r>
-      <w:r>
-        <w:t xml:space="preserve"> / </w:t>
-      </w:r>
-      <w:r>
-        <w:rPr>
-          <w:rFonts w:hint="eastAsia"/>
-        </w:rPr>
-        <w:t xml:space="preserve">陕汽式标杆现场，看真实产线与组织协同</w:t>
+        <w:t xml:space="preserve">标杆参访（可选）：走进标杆企业现场，看真实业务与组织协同</w:t>
       </w:r>
     </w:p>
     <w:p>
@@ -2393,7 +2492,7 @@
               <w:rPr>
                 <w:rFonts w:hint="eastAsia"/>
               </w:rPr>
-              <w:t xml:space="preserve">（沙盘产出，含梯度定位、架构选型、ROI</w:t>
+              <w:t xml:space="preserve">（沙盘产出，含成熟度定位、架构选型、ROI</w:t>
             </w:r>
             <w:r>
               <w:t xml:space="preserve"> </w:t>
@@ -2540,7 +2639,7 @@
         <w:rPr>
           <w:rFonts w:hint="eastAsia"/>
         </w:rPr>
-        <w:t xml:space="preserve">号</w:t>
+        <w:t xml:space="preserve">号（通用课主轴）</w:t>
       </w:r>
     </w:p>
     <w:p>
@@ -2555,28 +2654,22 @@
         <w:rPr>
           <w:rFonts w:hint="eastAsia"/>
         </w:rPr>
-        <w:t xml:space="preserve">八部门《</w:t>
-      </w:r>
-      <w:r>
-        <w:rPr>
-          <w:rFonts w:hint="eastAsia"/>
-        </w:rPr>
-        <w:t xml:space="preserve">“人工智能+制造”</w:t>
-      </w:r>
-      <w:r>
-        <w:rPr>
-          <w:rFonts w:hint="eastAsia"/>
-        </w:rPr>
-        <w:t xml:space="preserve">专项行动实施意见》工信部联科〔2025〕279</w:t>
-      </w:r>
-      <w:r>
-        <w:t xml:space="preserve"> </w:t>
-      </w:r>
-      <w:r>
-        <w:rPr>
-          <w:rFonts w:hint="eastAsia"/>
-        </w:rPr>
-        <w:t xml:space="preserve">号</w:t>
+        <w:t xml:space="preserve">“十五五”</w:t>
+      </w:r>
+      <w:r>
+        <w:rPr>
+          <w:rFonts w:hint="eastAsia"/>
+        </w:rPr>
+        <w:t xml:space="preserve">规划与地方”人工智能+“配套（各省市</w:t>
+      </w:r>
+      <w:r>
+        <w:t xml:space="preserve"> 2026 </w:t>
+      </w:r>
+      <w:r>
+        <w:rPr>
+          <w:rFonts w:hint="eastAsia"/>
+        </w:rPr>
+        <w:t xml:space="preserve">起陆续出台）</w:t>
       </w:r>
     </w:p>
     <w:p>
@@ -2591,7 +2684,19 @@
         <w:rPr>
           <w:rFonts w:hint="eastAsia"/>
         </w:rPr>
-        <w:t xml:space="preserve">工信部《工业互联网和人工智能融合赋能行动方案》工信厅信管〔2025〕76</w:t>
+        <w:t xml:space="preserve">行业专项（可选）：如《</w:t>
+      </w:r>
+      <w:r>
+        <w:rPr>
+          <w:rFonts w:hint="eastAsia"/>
+        </w:rPr>
+        <w:t xml:space="preserve">“人工智能+制造”</w:t>
+      </w:r>
+      <w:r>
+        <w:rPr>
+          <w:rFonts w:hint="eastAsia"/>
+        </w:rPr>
+        <w:t xml:space="preserve">专项行动》工信部联科〔279</w:t>
       </w:r>
       <w:r>
         <w:t xml:space="preserve"> </w:t>
@@ -2600,7 +2705,7 @@
         <w:rPr>
           <w:rFonts w:hint="eastAsia"/>
         </w:rPr>
-        <w:t xml:space="preserve">号</w:t>
+        <w:t xml:space="preserve">号〕——制造客户加开《行业案例包·制造业》时引用</w:t>
       </w:r>
     </w:p>
     <w:p>

--- a/企业AI培训_交付包/高级课程_完整交付包/02_课程大纲/高级_大纲.docx
+++ b/企业AI培训_交付包/高级课程_完整交付包/02_课程大纲/高级_大纲.docx
@@ -2501,7 +2501,16 @@
               <w:rPr>
                 <w:rFonts w:hint="eastAsia"/>
               </w:rPr>
-              <w:t xml:space="preserve">测算、路线图）</w:t>
+              <w:t xml:space="preserve">测算、路线图，占</w:t>
+            </w:r>
+            <w:r>
+              <w:t xml:space="preserve"> </w:t>
+            </w:r>
+            <w:r>
+              <w:rPr>
+                <w:rFonts w:hint="eastAsia"/>
+              </w:rPr>
+              <w:t xml:space="preserve">60%）</w:t>
             </w:r>
             <w:r>
               <w:t xml:space="preserve"> +</w:t>
@@ -2521,7 +2530,25 @@
               <w:rPr>
                 <w:rFonts w:hint="eastAsia"/>
               </w:rPr>
-              <w:t xml:space="preserve">（高管评委组质询）</w:t>
+              <w:t xml:space="preserve">（高管评委组质询，占</w:t>
+            </w:r>
+            <w:r>
+              <w:t xml:space="preserve"> </w:t>
+            </w:r>
+            <w:r>
+              <w:rPr>
+                <w:rFonts w:hint="eastAsia"/>
+              </w:rPr>
+              <w:t xml:space="preserve">40%）；评分细则见</w:t>
+            </w:r>
+            <w:r>
+              <w:t xml:space="preserve"> </w:t>
+            </w:r>
+            <w:r>
+              <w:rPr>
+                <w:rFonts w:hint="eastAsia"/>
+              </w:rPr>
+              <w:t xml:space="preserve">06_考核认证</w:t>
             </w:r>
           </w:p>
         </w:tc>

--- a/企业AI培训_交付包/高级课程_完整交付包/02_课程大纲/高级_大纲.docx
+++ b/企业AI培训_交付包/高级课程_完整交付包/02_课程大纲/高级_大纲.docx
@@ -2,7 +2,7 @@
 <file path=word/document.xml><?xml version="1.0" encoding="utf-8"?>
 <w:document xmlns:w="http://schemas.openxmlformats.org/wordprocessingml/2006/main" xmlns:m="http://schemas.openxmlformats.org/officeDocument/2006/math" xmlns:r="http://schemas.openxmlformats.org/officeDocument/2006/relationships" xmlns:o="urn:schemas-microsoft-com:office:office" xmlns:v="urn:schemas-microsoft-com:vml" xmlns:w10="urn:schemas-microsoft-com:office:word" xmlns:a="http://schemas.openxmlformats.org/drawingml/2006/main" xmlns:pic="http://schemas.openxmlformats.org/drawingml/2006/picture" xmlns:wp="http://schemas.openxmlformats.org/drawingml/2006/wordprocessingDrawing">
   <w:body>
-    <w:bookmarkStart w:id="10" w:name="高级-ai-培训-大纲通用企业版-l4-规划治理层"/>
+    <w:bookmarkStart w:id="11" w:name="高级-ai-培训-大纲通用企业版-l4-规划治理层"/>
     <w:p>
       <w:pPr>
         <w:pStyle w:val="Heading1"/>
@@ -316,15 +316,737 @@
       </w:r>
     </w:p>
     <w:p>
+      <w:pPr>
+        <w:pStyle w:val="BlockText"/>
+      </w:pPr>
+      <w:r>
+        <w:rPr>
+          <w:rFonts w:hint="eastAsia"/>
+          <w:b/>
+          <w:bCs/>
+        </w:rPr>
+        <w:t xml:space="preserve">对象钉死</w:t>
+      </w:r>
+      <w:r>
+        <w:rPr>
+          <w:rFonts w:hint="eastAsia"/>
+        </w:rPr>
+        <w:t xml:space="preserve">：本册只给</w:t>
+      </w:r>
+      <w:r>
+        <w:rPr>
+          <w:rFonts w:hint="eastAsia"/>
+          <w:b/>
+          <w:bCs/>
+        </w:rPr>
+        <w:t xml:space="preserve">最高决策人群</w:t>
+      </w:r>
+      <w:r>
+        <w:rPr>
+          <w:rFonts w:hint="eastAsia"/>
+        </w:rPr>
+        <w:t xml:space="preserve">——CEO/总经理、CIO/CDO/CTO、数字化负责人、战略与运营高管。他们要的是”拍板权”，不是操作技能；8–15</w:t>
+      </w:r>
+      <w:r>
+        <w:t xml:space="preserve"> </w:t>
+      </w:r>
+      <w:r>
+        <w:rPr>
+          <w:rFonts w:hint="eastAsia"/>
+        </w:rPr>
+        <w:t xml:space="preserve">人小班，只收决策相关人，旁听者不占名额。</w:t>
+      </w:r>
+    </w:p>
+    <w:bookmarkEnd w:id="9"/>
+    <w:bookmarkStart w:id="10" w:name="高管决策爬坡主线循序渐进六步决策-沙盘收口"/>
+    <w:p>
+      <w:pPr>
+        <w:pStyle w:val="Heading2"/>
+      </w:pPr>
+      <w:r>
+        <w:rPr>
+          <w:rFonts w:hint="eastAsia"/>
+        </w:rPr>
+        <w:t xml:space="preserve">高管决策爬坡主线（循序渐进：六步决策</w:t>
+      </w:r>
+      <w:r>
+        <w:t xml:space="preserve"> + </w:t>
+      </w:r>
+      <w:r>
+        <w:rPr>
+          <w:rFonts w:hint="eastAsia"/>
+        </w:rPr>
+        <w:t xml:space="preserve">沙盘收口）</w:t>
+      </w:r>
+    </w:p>
+    <w:p>
+      <w:pPr>
+        <w:pStyle w:val="BlockText"/>
+      </w:pPr>
+      <w:r>
+        <w:rPr>
+          <w:rFonts w:hint="eastAsia"/>
+        </w:rPr>
+        <w:t xml:space="preserve">设计原则：</w:t>
+      </w:r>
+      <w:r>
+        <w:rPr>
+          <w:rFonts w:hint="eastAsia"/>
+          <w:b/>
+          <w:bCs/>
+        </w:rPr>
+        <w:t xml:space="preserve">每讲清一层，下一层才有抓手</w:t>
+      </w:r>
+      <w:r>
+        <w:rPr>
+          <w:rFonts w:hint="eastAsia"/>
+        </w:rPr>
+        <w:t xml:space="preserve">——不是七个孤立模块，是”想清楚→选对路→补地基→算清账→推得动→守底线→产得出”的决策链。</w:t>
+      </w:r>
+    </w:p>
+    <w:tbl>
+      <w:tblPr>
+        <w:tblStyle w:val="Table"/>
+        <w:tblW w:type="auto" w:w="0"/>
+        <w:tblLook w:firstRow="1" w:lastRow="0" w:firstColumn="0" w:lastColumn="0" w:noHBand="0" w:noVBand="0" w:val="0020"/>
+      </w:tblPr>
+      <w:tblGrid>
+        <w:gridCol w:w="1980"/>
+        <w:gridCol w:w="1980"/>
+        <w:gridCol w:w="1980"/>
+        <w:gridCol w:w="1980"/>
+      </w:tblGrid>
+      <w:tr>
+        <w:trPr>
+          <w:tblHeader w:val="on"/>
+        </w:trPr>
+        <w:tc>
+          <w:tcPr/>
+          <w:p>
+            <w:pPr>
+              <w:pStyle w:val="Compact"/>
+            </w:pPr>
+            <w:r>
+              <w:rPr>
+                <w:rFonts w:hint="eastAsia"/>
+              </w:rPr>
+              <w:t xml:space="preserve">步</w:t>
+            </w:r>
+          </w:p>
+        </w:tc>
+        <w:tc>
+          <w:tcPr/>
+          <w:p>
+            <w:pPr>
+              <w:pStyle w:val="Compact"/>
+            </w:pPr>
+            <w:r>
+              <w:rPr>
+                <w:rFonts w:hint="eastAsia"/>
+              </w:rPr>
+              <w:t xml:space="preserve">决策问题</w:t>
+            </w:r>
+          </w:p>
+        </w:tc>
+        <w:tc>
+          <w:tcPr/>
+          <w:p>
+            <w:pPr>
+              <w:pStyle w:val="Compact"/>
+            </w:pPr>
+            <w:r>
+              <w:rPr>
+                <w:rFonts w:hint="eastAsia"/>
+              </w:rPr>
+              <w:t xml:space="preserve">模块</w:t>
+            </w:r>
+          </w:p>
+        </w:tc>
+        <w:tc>
+          <w:tcPr/>
+          <w:p>
+            <w:pPr>
+              <w:pStyle w:val="Compact"/>
+            </w:pPr>
+            <w:r>
+              <w:rPr>
+                <w:rFonts w:hint="eastAsia"/>
+              </w:rPr>
+              <w:t xml:space="preserve">这一步拍板什么</w:t>
+            </w:r>
+          </w:p>
+        </w:tc>
+      </w:tr>
+      <w:tr>
+        <w:tc>
+          <w:tcPr/>
+          <w:p>
+            <w:pPr>
+              <w:pStyle w:val="Compact"/>
+            </w:pPr>
+            <w:r>
+              <w:t xml:space="preserve">1</w:t>
+            </w:r>
+          </w:p>
+        </w:tc>
+        <w:tc>
+          <w:tcPr/>
+          <w:p>
+            <w:pPr>
+              <w:pStyle w:val="Compact"/>
+            </w:pPr>
+            <w:r>
+              <w:rPr>
+                <w:rFonts w:hint="eastAsia"/>
+              </w:rPr>
+              <w:t xml:space="preserve">我在哪、去哪</w:t>
+            </w:r>
+          </w:p>
+        </w:tc>
+        <w:tc>
+          <w:tcPr/>
+          <w:p>
+            <w:pPr>
+              <w:pStyle w:val="Compact"/>
+            </w:pPr>
+            <w:r>
+              <w:t xml:space="preserve">H1 </w:t>
+            </w:r>
+            <w:r>
+              <w:rPr>
+                <w:rFonts w:hint="eastAsia"/>
+              </w:rPr>
+              <w:t xml:space="preserve">成熟度梯度</w:t>
+            </w:r>
+          </w:p>
+        </w:tc>
+        <w:tc>
+          <w:tcPr/>
+          <w:p>
+            <w:pPr>
+              <w:pStyle w:val="Compact"/>
+            </w:pPr>
+            <w:r>
+              <w:rPr>
+                <w:rFonts w:hint="eastAsia"/>
+              </w:rPr>
+              <w:t xml:space="preserve">企业定位</w:t>
+            </w:r>
+            <w:r>
+              <w:t xml:space="preserve"> + </w:t>
+            </w:r>
+            <w:r>
+              <w:rPr>
+                <w:rFonts w:hint="eastAsia"/>
+              </w:rPr>
+              <w:t xml:space="preserve">跃迁障碍</w:t>
+            </w:r>
+            <w:r>
+              <w:t xml:space="preserve"> Top3</w:t>
+            </w:r>
+          </w:p>
+        </w:tc>
+      </w:tr>
+      <w:tr>
+        <w:tc>
+          <w:tcPr/>
+          <w:p>
+            <w:pPr>
+              <w:pStyle w:val="Compact"/>
+            </w:pPr>
+            <w:r>
+              <w:t xml:space="preserve">2</w:t>
+            </w:r>
+          </w:p>
+        </w:tc>
+        <w:tc>
+          <w:tcPr/>
+          <w:p>
+            <w:pPr>
+              <w:pStyle w:val="Compact"/>
+            </w:pPr>
+            <w:r>
+              <w:rPr>
+                <w:rFonts w:hint="eastAsia"/>
+              </w:rPr>
+              <w:t xml:space="preserve">路怎么选</w:t>
+            </w:r>
+          </w:p>
+        </w:tc>
+        <w:tc>
+          <w:tcPr/>
+          <w:p>
+            <w:pPr>
+              <w:pStyle w:val="Compact"/>
+            </w:pPr>
+            <w:r>
+              <w:t xml:space="preserve">H2 </w:t>
+            </w:r>
+            <w:r>
+              <w:rPr>
+                <w:rFonts w:hint="eastAsia"/>
+              </w:rPr>
+              <w:t xml:space="preserve">架构选型</w:t>
+            </w:r>
+          </w:p>
+        </w:tc>
+        <w:tc>
+          <w:tcPr/>
+          <w:p>
+            <w:pPr>
+              <w:pStyle w:val="Compact"/>
+            </w:pPr>
+            <w:r>
+              <w:rPr>
+                <w:rFonts w:hint="eastAsia"/>
+              </w:rPr>
+              <w:t xml:space="preserve">云边端</w:t>
+            </w:r>
+            <w:r>
+              <w:t xml:space="preserve"> + </w:t>
+            </w:r>
+            <w:r>
+              <w:rPr>
+                <w:rFonts w:hint="eastAsia"/>
+              </w:rPr>
+              <w:t xml:space="preserve">大小模型</w:t>
+            </w:r>
+            <w:r>
+              <w:t xml:space="preserve"> + </w:t>
+            </w:r>
+            <w:r>
+              <w:rPr>
+                <w:rFonts w:hint="eastAsia"/>
+              </w:rPr>
+              <w:t xml:space="preserve">数据不出域</w:t>
+            </w:r>
+          </w:p>
+        </w:tc>
+      </w:tr>
+      <w:tr>
+        <w:tc>
+          <w:tcPr/>
+          <w:p>
+            <w:pPr>
+              <w:pStyle w:val="Compact"/>
+            </w:pPr>
+            <w:r>
+              <w:t xml:space="preserve">3</w:t>
+            </w:r>
+          </w:p>
+        </w:tc>
+        <w:tc>
+          <w:tcPr/>
+          <w:p>
+            <w:pPr>
+              <w:pStyle w:val="Compact"/>
+            </w:pPr>
+            <w:r>
+              <w:rPr>
+                <w:rFonts w:hint="eastAsia"/>
+              </w:rPr>
+              <w:t xml:space="preserve">地基牢不牢</w:t>
+            </w:r>
+          </w:p>
+        </w:tc>
+        <w:tc>
+          <w:tcPr/>
+          <w:p>
+            <w:pPr>
+              <w:pStyle w:val="Compact"/>
+            </w:pPr>
+            <w:r>
+              <w:t xml:space="preserve">H3 </w:t>
+            </w:r>
+            <w:r>
+              <w:rPr>
+                <w:rFonts w:hint="eastAsia"/>
+              </w:rPr>
+              <w:t xml:space="preserve">数据治理</w:t>
+            </w:r>
+          </w:p>
+        </w:tc>
+        <w:tc>
+          <w:tcPr/>
+          <w:p>
+            <w:pPr>
+              <w:pStyle w:val="Compact"/>
+            </w:pPr>
+            <w:r>
+              <w:t xml:space="preserve">CDO </w:t>
+            </w:r>
+            <w:r>
+              <w:rPr>
+                <w:rFonts w:hint="eastAsia"/>
+              </w:rPr>
+              <w:t xml:space="preserve">设不设</w:t>
+            </w:r>
+            <w:r>
+              <w:t xml:space="preserve"> + </w:t>
+            </w:r>
+            <w:r>
+              <w:rPr>
+                <w:rFonts w:hint="eastAsia"/>
+              </w:rPr>
+              <w:t xml:space="preserve">最优先补强项</w:t>
+            </w:r>
+          </w:p>
+        </w:tc>
+      </w:tr>
+      <w:tr>
+        <w:tc>
+          <w:tcPr/>
+          <w:p>
+            <w:pPr>
+              <w:pStyle w:val="Compact"/>
+            </w:pPr>
+            <w:r>
+              <w:t xml:space="preserve">4</w:t>
+            </w:r>
+          </w:p>
+        </w:tc>
+        <w:tc>
+          <w:tcPr/>
+          <w:p>
+            <w:pPr>
+              <w:pStyle w:val="Compact"/>
+            </w:pPr>
+            <w:r>
+              <w:rPr>
+                <w:rFonts w:hint="eastAsia"/>
+              </w:rPr>
+              <w:t xml:space="preserve">值不值</w:t>
+            </w:r>
+          </w:p>
+        </w:tc>
+        <w:tc>
+          <w:tcPr/>
+          <w:p>
+            <w:pPr>
+              <w:pStyle w:val="Compact"/>
+            </w:pPr>
+            <w:r>
+              <w:t xml:space="preserve">H4 ROI </w:t>
+            </w:r>
+            <w:r>
+              <w:rPr>
+                <w:rFonts w:hint="eastAsia"/>
+              </w:rPr>
+              <w:t xml:space="preserve">指标</w:t>
+            </w:r>
+          </w:p>
+        </w:tc>
+        <w:tc>
+          <w:tcPr/>
+          <w:p>
+            <w:pPr>
+              <w:pStyle w:val="Compact"/>
+            </w:pPr>
+            <w:r>
+              <w:rPr>
+                <w:rFonts w:hint="eastAsia"/>
+              </w:rPr>
+              <w:t xml:space="preserve">指标看板</w:t>
+            </w:r>
+            <w:r>
+              <w:t xml:space="preserve"> + </w:t>
+            </w:r>
+            <w:r>
+              <w:rPr>
+                <w:rFonts w:hint="eastAsia"/>
+              </w:rPr>
+              <w:t xml:space="preserve">一个项目回收期</w:t>
+            </w:r>
+          </w:p>
+        </w:tc>
+      </w:tr>
+      <w:tr>
+        <w:tc>
+          <w:tcPr/>
+          <w:p>
+            <w:pPr>
+              <w:pStyle w:val="Compact"/>
+            </w:pPr>
+            <w:r>
+              <w:t xml:space="preserve">5</w:t>
+            </w:r>
+          </w:p>
+        </w:tc>
+        <w:tc>
+          <w:tcPr/>
+          <w:p>
+            <w:pPr>
+              <w:pStyle w:val="Compact"/>
+            </w:pPr>
+            <w:r>
+              <w:rPr>
+                <w:rFonts w:hint="eastAsia"/>
+              </w:rPr>
+              <w:t xml:space="preserve">推不推得动</w:t>
+            </w:r>
+          </w:p>
+        </w:tc>
+        <w:tc>
+          <w:tcPr/>
+          <w:p>
+            <w:pPr>
+              <w:pStyle w:val="Compact"/>
+            </w:pPr>
+            <w:r>
+              <w:t xml:space="preserve">H5 </w:t>
+            </w:r>
+            <w:r>
+              <w:rPr>
+                <w:rFonts w:hint="eastAsia"/>
+              </w:rPr>
+              <w:t xml:space="preserve">八支柱（核心）</w:t>
+            </w:r>
+          </w:p>
+        </w:tc>
+        <w:tc>
+          <w:tcPr/>
+          <w:p>
+            <w:pPr>
+              <w:pStyle w:val="Compact"/>
+            </w:pPr>
+            <w:r>
+              <w:t xml:space="preserve">DRI + 0–30 </w:t>
+            </w:r>
+            <w:r>
+              <w:rPr>
+                <w:rFonts w:hint="eastAsia"/>
+              </w:rPr>
+              <w:t xml:space="preserve">天奠基清单</w:t>
+            </w:r>
+          </w:p>
+        </w:tc>
+      </w:tr>
+      <w:tr>
+        <w:tc>
+          <w:tcPr/>
+          <w:p>
+            <w:pPr>
+              <w:pStyle w:val="Compact"/>
+            </w:pPr>
+            <w:r>
+              <w:t xml:space="preserve">6</w:t>
+            </w:r>
+          </w:p>
+        </w:tc>
+        <w:tc>
+          <w:tcPr/>
+          <w:p>
+            <w:pPr>
+              <w:pStyle w:val="Compact"/>
+            </w:pPr>
+            <w:r>
+              <w:rPr>
+                <w:rFonts w:hint="eastAsia"/>
+              </w:rPr>
+              <w:t xml:space="preserve">底线守不守得住</w:t>
+            </w:r>
+          </w:p>
+        </w:tc>
+        <w:tc>
+          <w:tcPr/>
+          <w:p>
+            <w:pPr>
+              <w:pStyle w:val="Compact"/>
+            </w:pPr>
+            <w:r>
+              <w:t xml:space="preserve">H6 </w:t>
+            </w:r>
+            <w:r>
+              <w:rPr>
+                <w:rFonts w:hint="eastAsia"/>
+              </w:rPr>
+              <w:t xml:space="preserve">安全治理</w:t>
+            </w:r>
+          </w:p>
+        </w:tc>
+        <w:tc>
+          <w:tcPr/>
+          <w:p>
+            <w:pPr>
+              <w:pStyle w:val="Compact"/>
+            </w:pPr>
+            <w:r>
+              <w:rPr>
+                <w:rFonts w:hint="eastAsia"/>
+              </w:rPr>
+              <w:t xml:space="preserve">停止条件</w:t>
+            </w:r>
+            <w:r>
+              <w:t xml:space="preserve"> + </w:t>
+            </w:r>
+            <w:r>
+              <w:rPr>
+                <w:rFonts w:hint="eastAsia"/>
+              </w:rPr>
+              <w:t xml:space="preserve">问责到人</w:t>
+            </w:r>
+          </w:p>
+        </w:tc>
+      </w:tr>
+      <w:tr>
+        <w:tc>
+          <w:tcPr/>
+          <w:p>
+            <w:pPr>
+              <w:pStyle w:val="Compact"/>
+            </w:pPr>
+            <w:r>
+              <w:t xml:space="preserve">7</w:t>
+            </w:r>
+          </w:p>
+        </w:tc>
+        <w:tc>
+          <w:tcPr/>
+          <w:p>
+            <w:pPr>
+              <w:pStyle w:val="Compact"/>
+            </w:pPr>
+            <w:r>
+              <w:rPr>
+                <w:rFonts w:hint="eastAsia"/>
+              </w:rPr>
+              <w:t xml:space="preserve">产得出能汇报的图</w:t>
+            </w:r>
+          </w:p>
+        </w:tc>
+        <w:tc>
+          <w:tcPr/>
+          <w:p>
+            <w:pPr>
+              <w:pStyle w:val="Compact"/>
+            </w:pPr>
+            <w:r>
+              <w:t xml:space="preserve">H7 </w:t>
+            </w:r>
+            <w:r>
+              <w:rPr>
+                <w:rFonts w:hint="eastAsia"/>
+              </w:rPr>
+              <w:t xml:space="preserve">沙盘</w:t>
+            </w:r>
+            <w:r>
+              <w:t xml:space="preserve"> 2 </w:t>
+            </w:r>
+            <w:r>
+              <w:rPr>
+                <w:rFonts w:hint="eastAsia"/>
+              </w:rPr>
+              <w:t xml:space="preserve">天</w:t>
+            </w:r>
+          </w:p>
+        </w:tc>
+        <w:tc>
+          <w:tcPr/>
+          <w:p>
+            <w:pPr>
+              <w:pStyle w:val="Compact"/>
+            </w:pPr>
+            <w:r>
+              <w:rPr>
+                <w:rFonts w:hint="eastAsia"/>
+                <w:b/>
+                <w:bCs/>
+              </w:rPr>
+              <w:t xml:space="preserve">上董事会的</w:t>
+            </w:r>
+            <w:r>
+              <w:rPr>
+                <w:b/>
+                <w:bCs/>
+              </w:rPr>
+              <w:t xml:space="preserve"> AI </w:t>
+            </w:r>
+            <w:r>
+              <w:rPr>
+                <w:rFonts w:hint="eastAsia"/>
+                <w:b/>
+                <w:bCs/>
+              </w:rPr>
+              <w:t xml:space="preserve">规划路线图</w:t>
+            </w:r>
+          </w:p>
+        </w:tc>
+      </w:tr>
+    </w:tbl>
+    <w:p>
+      <w:pPr>
+        <w:pStyle w:val="BodyText"/>
+      </w:pPr>
+      <w:r>
+        <w:rPr>
+          <w:rFonts w:hint="eastAsia"/>
+          <w:b/>
+          <w:bCs/>
+        </w:rPr>
+        <w:t xml:space="preserve">讲师用</w:t>
+      </w:r>
+      <w:r>
+        <w:rPr>
+          <w:rFonts w:hint="eastAsia"/>
+        </w:rPr>
+        <w:t xml:space="preserve">：每模块开场</w:t>
+      </w:r>
+      <w:r>
+        <w:t xml:space="preserve"> 1 </w:t>
+      </w:r>
+      <w:r>
+        <w:rPr>
+          <w:rFonts w:hint="eastAsia"/>
+        </w:rPr>
+        <w:t xml:space="preserve">分钟回扣”上一步拍板了什么、这步基于它”。H5</w:t>
+      </w:r>
+      <w:r>
+        <w:t xml:space="preserve"> </w:t>
+      </w:r>
+      <w:r>
+        <w:rPr>
+          <w:rFonts w:hint="eastAsia"/>
+        </w:rPr>
+        <w:t xml:space="preserve">是枢纽——前四步是”想清楚”，H5</w:t>
+      </w:r>
+      <w:r>
+        <w:t xml:space="preserve"> </w:t>
+      </w:r>
+      <w:r>
+        <w:rPr>
+          <w:rFonts w:hint="eastAsia"/>
+        </w:rPr>
+        <w:t xml:space="preserve">把想清楚变成”推得动”，H6</w:t>
+      </w:r>
+      <w:r>
+        <w:t xml:space="preserve"> </w:t>
+      </w:r>
+      <w:r>
+        <w:rPr>
+          <w:rFonts w:hint="eastAsia"/>
+        </w:rPr>
+        <w:t xml:space="preserve">兜底，H7</w:t>
+      </w:r>
+      <w:r>
+        <w:t xml:space="preserve"> </w:t>
+      </w:r>
+      <w:r>
+        <w:rPr>
+          <w:rFonts w:hint="eastAsia"/>
+        </w:rPr>
+        <w:t xml:space="preserve">收口成图。</w:t>
+      </w:r>
+    </w:p>
+    <w:p>
       <w:r>
         <w:pict>
           <v:rect style="width:0;height:1.5pt" o:hralign="center" o:hrstd="t" o:hr="t"/>
         </w:pict>
       </w:r>
     </w:p>
-    <w:bookmarkEnd w:id="9"/>
     <w:bookmarkEnd w:id="10"/>
-    <w:bookmarkStart w:id="20" w:name="第一部分-高级-ai-培训-大纲"/>
+    <w:bookmarkEnd w:id="11"/>
+    <w:bookmarkStart w:id="21" w:name="第一部分-高级-ai-培训-大纲"/>
     <w:p>
       <w:pPr>
         <w:pStyle w:val="Heading1"/>
@@ -509,7 +1231,7 @@
         <w:t xml:space="preserve">赋能与变革</w:t>
       </w:r>
     </w:p>
-    <w:bookmarkStart w:id="11" w:name="h1-企业-ai-成熟度梯度与战略3-课时"/>
+    <w:bookmarkStart w:id="12" w:name="h1-企业-ai-成熟度梯度与战略3-课时"/>
     <w:p>
       <w:pPr>
         <w:pStyle w:val="Heading2"/>
@@ -783,8 +1505,8 @@
         <w:t xml:space="preserve">各行业数字化标杆）的梯度跃迁逻辑；制造客户加开展开陕汽”数字工匠/青蓝蓄能站”样本</w:t>
       </w:r>
     </w:p>
-    <w:bookmarkEnd w:id="11"/>
-    <w:bookmarkStart w:id="12" w:name="h2-技术架构选型3-课时"/>
+    <w:bookmarkEnd w:id="12"/>
+    <w:bookmarkStart w:id="13" w:name="h2-技术架构选型3-课时"/>
     <w:p>
       <w:pPr>
         <w:pStyle w:val="Heading2"/>
@@ -974,8 +1696,8 @@
         <w:t xml:space="preserve">双线视角：技术线讲架构原理，业务线讲”不同业态该选哪条路”</w:t>
       </w:r>
     </w:p>
-    <w:bookmarkEnd w:id="12"/>
-    <w:bookmarkStart w:id="13" w:name="h3-数据治理与首席数据官2-课时"/>
+    <w:bookmarkEnd w:id="13"/>
+    <w:bookmarkStart w:id="14" w:name="h3-数据治理与首席数据官2-课时"/>
     <w:p>
       <w:pPr>
         <w:pStyle w:val="Heading2"/>
@@ -1117,8 +1839,8 @@
         <w:t xml:space="preserve">数据分类分级、主数据、数据资产入表与合规底座</w:t>
       </w:r>
     </w:p>
-    <w:bookmarkEnd w:id="13"/>
-    <w:bookmarkStart w:id="14" w:name="h4-ai-项目-roi-与指标3-课时"/>
+    <w:bookmarkEnd w:id="14"/>
+    <w:bookmarkStart w:id="15" w:name="h4-ai-项目-roi-与指标3-课时"/>
     <w:p>
       <w:pPr>
         <w:pStyle w:val="Heading2"/>
@@ -1362,8 +2084,8 @@
         <w:t xml:space="preserve">高管视角的”算不清账”破局：先建指标看板，再谈投入</w:t>
       </w:r>
     </w:p>
-    <w:bookmarkEnd w:id="14"/>
-    <w:bookmarkStart w:id="15" w:name="h5-组织级赋能操作系统4-课时-核心模块"/>
+    <w:bookmarkEnd w:id="15"/>
+    <w:bookmarkStart w:id="16" w:name="h5-组织级赋能操作系统4-课时-核心模块"/>
     <w:p>
       <w:pPr>
         <w:pStyle w:val="Heading2"/>
@@ -1969,8 +2691,8 @@
         <w:t xml:space="preserve">尝鲜）、业务影响（效率、差错、成本、体验，按行业补充专属指标）</w:t>
       </w:r>
     </w:p>
-    <w:bookmarkEnd w:id="15"/>
-    <w:bookmarkStart w:id="16" w:name="h6-安全伦理与治理2-课时"/>
+    <w:bookmarkEnd w:id="16"/>
+    <w:bookmarkStart w:id="17" w:name="h6-安全伦理与治理2-课时"/>
     <w:p>
       <w:pPr>
         <w:pStyle w:val="Heading2"/>
@@ -2132,8 +2854,8 @@
         <w:t xml:space="preserve">政策前瞻：算法备案、数据出境、行业监管走向</w:t>
       </w:r>
     </w:p>
-    <w:bookmarkEnd w:id="16"/>
-    <w:bookmarkStart w:id="19" w:name="h7-沙盘推演与标杆参访工作坊-2-天"/>
+    <w:bookmarkEnd w:id="17"/>
+    <w:bookmarkStart w:id="20" w:name="h7-沙盘推演与标杆参访工作坊-2-天"/>
     <w:p>
       <w:pPr>
         <w:pStyle w:val="Heading2"/>
@@ -2292,7 +3014,7 @@
         </w:pict>
       </w:r>
     </w:p>
-    <w:bookmarkStart w:id="17" w:name="补充-建议时长与考核"/>
+    <w:bookmarkStart w:id="18" w:name="补充-建议时长与考核"/>
     <w:p>
       <w:pPr>
         <w:pStyle w:val="Heading3"/>
@@ -2632,8 +3354,8 @@
         </w:tc>
       </w:tr>
     </w:tbl>
-    <w:bookmarkEnd w:id="17"/>
-    <w:bookmarkStart w:id="18" w:name="政策依据权威背书高级前瞻视角"/>
+    <w:bookmarkEnd w:id="18"/>
+    <w:bookmarkStart w:id="19" w:name="政策依据权威背书高级前瞻视角"/>
     <w:p>
       <w:pPr>
         <w:pStyle w:val="Heading3"/>
@@ -2769,9 +3491,9 @@
         <w:t xml:space="preserve">治理体系怎么搭（政策螺旋·前瞻层）。</w:t>
       </w:r>
     </w:p>
-    <w:bookmarkEnd w:id="18"/>
     <w:bookmarkEnd w:id="19"/>
     <w:bookmarkEnd w:id="20"/>
+    <w:bookmarkEnd w:id="21"/>
     <w:sectPr>
       <w:footnotePr>
         <w:numRestart w:val="eachSect"/>

--- a/企业AI培训_交付包/高级课程_完整交付包/02_课程大纲/高级_大纲.docx
+++ b/企业AI培训_交付包/高级课程_完整交付包/02_课程大纲/高级_大纲.docx
@@ -3459,6 +3459,153 @@
     </w:p>
     <w:p>
       <w:pPr>
+        <w:pStyle w:val="Compact"/>
+        <w:numPr>
+          <w:ilvl w:val="0"/>
+          <w:numId w:val="1008"/>
+        </w:numPr>
+      </w:pPr>
+      <w:r>
+        <w:rPr>
+          <w:rFonts w:hint="eastAsia"/>
+        </w:rPr>
+        <w:t xml:space="preserve">监管合规两件新件（2026-09</w:t>
+      </w:r>
+      <w:r>
+        <w:t xml:space="preserve"> </w:t>
+      </w:r>
+      <w:r>
+        <w:rPr>
+          <w:rFonts w:hint="eastAsia"/>
+        </w:rPr>
+        <w:t xml:space="preserve">更新）：七部门《人工智能生成合成内容标识办法》（2025-09-01</w:t>
+      </w:r>
+      <w:r>
+        <w:t xml:space="preserve"> </w:t>
+      </w:r>
+      <w:r>
+        <w:rPr>
+          <w:rFonts w:hint="eastAsia"/>
+        </w:rPr>
+        <w:t xml:space="preserve">施行，AI</w:t>
+      </w:r>
+      <w:r>
+        <w:t xml:space="preserve"> </w:t>
+      </w:r>
+      <w:r>
+        <w:rPr>
+          <w:rFonts w:hint="eastAsia"/>
+        </w:rPr>
+        <w:t xml:space="preserve">生成内容须显式+隐式标识）；《人工智能拟人化互动服务管理暂行办法》（2026-07-15</w:t>
+      </w:r>
+      <w:r>
+        <w:t xml:space="preserve"> </w:t>
+      </w:r>
+      <w:r>
+        <w:rPr>
+          <w:rFonts w:hint="eastAsia"/>
+        </w:rPr>
+        <w:t xml:space="preserve">施行，提示义务+2h</w:t>
+      </w:r>
+      <w:r>
+        <w:t xml:space="preserve"> </w:t>
+      </w:r>
+      <w:r>
+        <w:rPr>
+          <w:rFonts w:hint="eastAsia"/>
+        </w:rPr>
+        <w:t xml:space="preserve">提醒+算法备案）</w:t>
+      </w:r>
+    </w:p>
+    <w:p>
+      <w:pPr>
+        <w:pStyle w:val="Compact"/>
+        <w:numPr>
+          <w:ilvl w:val="0"/>
+          <w:numId w:val="1008"/>
+        </w:numPr>
+      </w:pPr>
+      <w:r>
+        <w:rPr>
+          <w:rFonts w:hint="eastAsia"/>
+        </w:rPr>
+        <w:t xml:space="preserve">立法与出海前瞻：中国统一《人工智能法》尚未出台（2026-08</w:t>
+      </w:r>
+      <w:r>
+        <w:t xml:space="preserve"> </w:t>
+      </w:r>
+      <w:r>
+        <w:rPr>
+          <w:rFonts w:hint="eastAsia"/>
+        </w:rPr>
+        <w:t xml:space="preserve">核实），专项规范群管理、立法窗口</w:t>
+      </w:r>
+      <w:r>
+        <w:t xml:space="preserve"> </w:t>
+      </w:r>
+      <w:r>
+        <w:rPr>
+          <w:rFonts w:hint="eastAsia"/>
+        </w:rPr>
+        <w:t xml:space="preserve">2026-2027；EU</w:t>
+      </w:r>
+      <w:r>
+        <w:t xml:space="preserve"> AI Act 2026-08 </w:t>
+      </w:r>
+      <w:r>
+        <w:rPr>
+          <w:rFonts w:hint="eastAsia"/>
+        </w:rPr>
+        <w:t xml:space="preserve">全面适用（第4条</w:t>
+      </w:r>
+      <w:r>
+        <w:t xml:space="preserve"> AI </w:t>
+      </w:r>
+      <w:r>
+        <w:rPr>
+          <w:rFonts w:hint="eastAsia"/>
+        </w:rPr>
+        <w:t xml:space="preserve">素养义务</w:t>
+      </w:r>
+      <w:r>
+        <w:t xml:space="preserve"> 2025-02 </w:t>
+      </w:r>
+      <w:r>
+        <w:rPr>
+          <w:rFonts w:hint="eastAsia"/>
+        </w:rPr>
+        <w:t xml:space="preserve">已生效，高风险义务</w:t>
+      </w:r>
+      <w:r>
+        <w:t xml:space="preserve"> 2026-12/2028 </w:t>
+      </w:r>
+      <w:r>
+        <w:rPr>
+          <w:rFonts w:hint="eastAsia"/>
+        </w:rPr>
+        <w:t xml:space="preserve">分档，Omnibus</w:t>
+      </w:r>
+      <w:r>
+        <w:t xml:space="preserve"> </w:t>
+      </w:r>
+      <w:r>
+        <w:rPr>
+          <w:rFonts w:hint="eastAsia"/>
+        </w:rPr>
+        <w:t xml:space="preserve">简化</w:t>
+      </w:r>
+      <w:r>
+        <w:t xml:space="preserve"> 2026-07-27 </w:t>
+      </w:r>
+      <w:r>
+        <w:rPr>
+          <w:rFonts w:hint="eastAsia"/>
+        </w:rPr>
+        <w:t xml:space="preserve">生效）</w:t>
+      </w:r>
+    </w:p>
+    <w:p>
+      <w:pPr>
         <w:pStyle w:val="BlockText"/>
       </w:pPr>
       <w:r>
@@ -3489,6 +3636,33 @@
           <w:rFonts w:hint="eastAsia"/>
         </w:rPr>
         <w:t xml:space="preserve">治理体系怎么搭（政策螺旋·前瞻层）。</w:t>
+      </w:r>
+      <w:r>
+        <w:t xml:space="preserve"> </w:t>
+      </w:r>
+      <w:r>
+        <w:rPr>
+          <w:rFonts w:hint="eastAsia"/>
+        </w:rPr>
+        <w:t xml:space="preserve">政策单一事实源：《AI</w:t>
+      </w:r>
+      <w:r>
+        <w:t xml:space="preserve"> </w:t>
+      </w:r>
+      <w:r>
+        <w:rPr>
+          <w:rFonts w:hint="eastAsia"/>
+        </w:rPr>
+        <w:t xml:space="preserve">政策速查卡（三档通用）》（交付包根目录，2026-09</w:t>
+      </w:r>
+      <w:r>
+        <w:t xml:space="preserve"> </w:t>
+      </w:r>
+      <w:r>
+        <w:rPr>
+          <w:rFonts w:hint="eastAsia"/>
+        </w:rPr>
+        <w:t xml:space="preserve">版）；数字均为”量级”，正式引用前核原文。</w:t>
       </w:r>
     </w:p>
     <w:bookmarkEnd w:id="19"/>

--- a/企业AI培训_交付包/高级课程_完整交付包/02_课程大纲/高级_大纲.docx
+++ b/企业AI培训_交付包/高级课程_完整交付包/02_课程大纲/高级_大纲.docx
@@ -3339,16 +3339,77 @@
               <w:rPr>
                 <w:rFonts w:hint="eastAsia"/>
               </w:rPr>
-              <w:t xml:space="preserve">学员手册、标杆案例集、ROI</w:t>
+              <w:t xml:space="preserve">均在</w:t>
             </w:r>
             <w:r>
               <w:t xml:space="preserve"> </w:t>
             </w:r>
             <w:r>
               <w:rPr>
-                <w:rFonts w:hint="eastAsia"/>
-              </w:rPr>
-              <w:t xml:space="preserve">看板模板、八支柱工具包（倡导者手册/社区章程/分级政策模板）</w:t>
+                <w:rStyle w:val="VerbatimChar"/>
+                <w:rFonts w:hint="eastAsia"/>
+              </w:rPr>
+              <w:t xml:space="preserve">05_学员资源/</w:t>
+            </w:r>
+            <w:r>
+              <w:rPr>
+                <w:rFonts w:hint="eastAsia"/>
+              </w:rPr>
+              <w:t xml:space="preserve">（md+docx</w:t>
+            </w:r>
+            <w:r>
+              <w:t xml:space="preserve"> </w:t>
+            </w:r>
+            <w:r>
+              <w:rPr>
+                <w:rFonts w:hint="eastAsia"/>
+              </w:rPr>
+              <w:t xml:space="preserve">成对）：学员手册（=04</w:t>
+            </w:r>
+            <w:r>
+              <w:t xml:space="preserve"> </w:t>
+            </w:r>
+            <w:r>
+              <w:rPr>
+                <w:rFonts w:hint="eastAsia"/>
+              </w:rPr>
+              <w:t xml:space="preserve">讲义学员版）、标杆案例集（含学员标杆拆解作业表）、AI</w:t>
+            </w:r>
+            <w:r>
+              <w:t xml:space="preserve"> </w:t>
+            </w:r>
+            <w:r>
+              <w:rPr>
+                <w:rFonts w:hint="eastAsia"/>
+              </w:rPr>
+              <w:t xml:space="preserve">项目</w:t>
+            </w:r>
+            <w:r>
+              <w:t xml:space="preserve"> ROI </w:t>
+            </w:r>
+            <w:r>
+              <w:rPr>
+                <w:rFonts w:hint="eastAsia"/>
+              </w:rPr>
+              <w:t xml:space="preserve">看板模板（指标看板+五步账+月度运营）、八支柱工具包（AI</w:t>
+            </w:r>
+            <w:r>
+              <w:t xml:space="preserve"> </w:t>
+            </w:r>
+            <w:r>
+              <w:rPr>
+                <w:rFonts w:hint="eastAsia"/>
+              </w:rPr>
+              <w:t xml:space="preserve">倡导者手册/实践社区章程/分级工具政策模板）、企业</w:t>
+            </w:r>
+            <w:r>
+              <w:t xml:space="preserve"> AI </w:t>
+            </w:r>
+            <w:r>
+              <w:rPr>
+                <w:rFonts w:hint="eastAsia"/>
+              </w:rPr>
+              <w:t xml:space="preserve">规划路线图模板</w:t>
             </w:r>
           </w:p>
         </w:tc>
